--- a/notebook_ty/movie_reservation_doc_v4.docx
+++ b/notebook_ty/movie_reservation_doc_v4.docx
@@ -2531,7 +2531,7 @@
               <a:graphicData uri="http://schemas.openxmlformats.org/drawingml/2006/picture">
                 <pic:pic>
                   <pic:nvPicPr>
-                    <pic:cNvPr id="0" name="/var/folders/4y/w3djn6sd76dbgng84rrgq70r0000gn/T//Hnc/BinData/EMB0000daeb2485.png"/>
+                    <pic:cNvPr id="0" name="/var/folders/4y/w3djn6sd76dbgng84rrgq70r0000gn/T//Hnc/BinData/EMB0000b9767097.png"/>
                     <pic:cNvPicPr/>
                   </pic:nvPicPr>
                   <pic:blipFill>
@@ -2645,7 +2645,7 @@
               <a:graphicData uri="http://schemas.openxmlformats.org/drawingml/2006/picture">
                 <pic:pic>
                   <pic:nvPicPr>
-                    <pic:cNvPr id="0" name="/var/folders/4y/w3djn6sd76dbgng84rrgq70r0000gn/T//Hnc/BinData/EMB0000daeb247f.png"/>
+                    <pic:cNvPr id="0" name="/var/folders/4y/w3djn6sd76dbgng84rrgq70r0000gn/T//Hnc/BinData/EMB0000b9767098.png"/>
                     <pic:cNvPicPr/>
                   </pic:nvPicPr>
                   <pic:blipFill>
@@ -2778,7 +2778,7 @@
               <a:graphicData uri="http://schemas.openxmlformats.org/drawingml/2006/picture">
                 <pic:pic>
                   <pic:nvPicPr>
-                    <pic:cNvPr id="0" name="/var/folders/4y/w3djn6sd76dbgng84rrgq70r0000gn/T//Hnc/BinData/EMB0000daeb2480.png"/>
+                    <pic:cNvPr id="0" name="/var/folders/4y/w3djn6sd76dbgng84rrgq70r0000gn/T//Hnc/BinData/EMB0000b9767099.png"/>
                     <pic:cNvPicPr/>
                   </pic:nvPicPr>
                   <pic:blipFill>
@@ -2954,7 +2954,7 @@
               <a:graphicData uri="http://schemas.openxmlformats.org/drawingml/2006/picture">
                 <pic:pic>
                   <pic:nvPicPr>
-                    <pic:cNvPr id="0" name="/var/folders/4y/w3djn6sd76dbgng84rrgq70r0000gn/T//Hnc/BinData/EMB0000daeb2486.png"/>
+                    <pic:cNvPr id="0" name="/var/folders/4y/w3djn6sd76dbgng84rrgq70r0000gn/T//Hnc/BinData/EMB0000b976709a.png"/>
                     <pic:cNvPicPr/>
                   </pic:nvPicPr>
                   <pic:blipFill>
@@ -3084,7 +3084,7 @@
               <a:graphicData uri="http://schemas.openxmlformats.org/drawingml/2006/picture">
                 <pic:pic>
                   <pic:nvPicPr>
-                    <pic:cNvPr id="0" name="/var/folders/4y/w3djn6sd76dbgng84rrgq70r0000gn/T//Hnc/BinData/EMB0000daeb2482.png"/>
+                    <pic:cNvPr id="0" name="/var/folders/4y/w3djn6sd76dbgng84rrgq70r0000gn/T//Hnc/BinData/EMB0000b976709b.png"/>
                     <pic:cNvPicPr/>
                   </pic:nvPicPr>
                   <pic:blipFill>
@@ -3298,7 +3298,7 @@
               <a:graphicData uri="http://schemas.openxmlformats.org/drawingml/2006/picture">
                 <pic:pic>
                   <pic:nvPicPr>
-                    <pic:cNvPr id="0" name="/var/folders/4y/w3djn6sd76dbgng84rrgq70r0000gn/T//Hnc/BinData/EMB0000daeb2483.png"/>
+                    <pic:cNvPr id="0" name="/var/folders/4y/w3djn6sd76dbgng84rrgq70r0000gn/T//Hnc/BinData/EMB0000b976709c.png"/>
                     <pic:cNvPicPr/>
                   </pic:nvPicPr>
                   <pic:blipFill>
@@ -3339,7 +3339,7 @@
               <a:graphicData uri="http://schemas.openxmlformats.org/drawingml/2006/picture">
                 <pic:pic>
                   <pic:nvPicPr>
-                    <pic:cNvPr id="0" name="/var/folders/4y/w3djn6sd76dbgng84rrgq70r0000gn/T//Hnc/BinData/EMB0000daeb2484.png"/>
+                    <pic:cNvPr id="0" name="/var/folders/4y/w3djn6sd76dbgng84rrgq70r0000gn/T//Hnc/BinData/EMB0000b976709d.png"/>
                     <pic:cNvPicPr/>
                   </pic:nvPicPr>
                   <pic:blipFill>
@@ -13227,7 +13227,7 @@
               <a:graphicData uri="http://schemas.openxmlformats.org/drawingml/2006/picture">
                 <pic:pic>
                   <pic:nvPicPr>
-                    <pic:cNvPr id="0" name="/var/folders/4y/w3djn6sd76dbgng84rrgq70r0000gn/T//Hnc/BinData/EMB0000daeb245e.jpg"/>
+                    <pic:cNvPr id="0" name="/var/folders/4y/w3djn6sd76dbgng84rrgq70r0000gn/T//Hnc/BinData/EMB0000b976709e.jpg"/>
                     <pic:cNvPicPr/>
                   </pic:nvPicPr>
                   <pic:blipFill>
@@ -13300,7 +13300,7 @@
               <a:graphicData uri="http://schemas.openxmlformats.org/drawingml/2006/picture">
                 <pic:pic>
                   <pic:nvPicPr>
-                    <pic:cNvPr id="0" name="/var/folders/4y/w3djn6sd76dbgng84rrgq70r0000gn/T//Hnc/BinData/EMB0000daeb245f.jpg"/>
+                    <pic:cNvPr id="0" name="/var/folders/4y/w3djn6sd76dbgng84rrgq70r0000gn/T//Hnc/BinData/EMB0000b976709f.jpg"/>
                     <pic:cNvPicPr/>
                   </pic:nvPicPr>
                   <pic:blipFill>
@@ -13374,7 +13374,7 @@
               <a:graphicData uri="http://schemas.openxmlformats.org/drawingml/2006/picture">
                 <pic:pic>
                   <pic:nvPicPr>
-                    <pic:cNvPr id="0" name="/var/folders/4y/w3djn6sd76dbgng84rrgq70r0000gn/T//Hnc/BinData/EMB0000daeb2460.jpg"/>
+                    <pic:cNvPr id="0" name="/var/folders/4y/w3djn6sd76dbgng84rrgq70r0000gn/T//Hnc/BinData/EMB0000b97670a0.jpg"/>
                     <pic:cNvPicPr/>
                   </pic:nvPicPr>
                   <pic:blipFill>
@@ -13469,7 +13469,7 @@
               <a:graphicData uri="http://schemas.openxmlformats.org/drawingml/2006/picture">
                 <pic:pic>
                   <pic:nvPicPr>
-                    <pic:cNvPr id="0" name="/var/folders/4y/w3djn6sd76dbgng84rrgq70r0000gn/T//Hnc/BinData/EMB0000daeb2461.jpg"/>
+                    <pic:cNvPr id="0" name="/var/folders/4y/w3djn6sd76dbgng84rrgq70r0000gn/T//Hnc/BinData/EMB0000b97670a1.jpg"/>
                     <pic:cNvPicPr/>
                   </pic:nvPicPr>
                   <pic:blipFill>
@@ -13542,7 +13542,7 @@
               <a:graphicData uri="http://schemas.openxmlformats.org/drawingml/2006/picture">
                 <pic:pic>
                   <pic:nvPicPr>
-                    <pic:cNvPr id="0" name="/var/folders/4y/w3djn6sd76dbgng84rrgq70r0000gn/T//Hnc/BinData/EMB0000daeb2462.jpg"/>
+                    <pic:cNvPr id="0" name="/var/folders/4y/w3djn6sd76dbgng84rrgq70r0000gn/T//Hnc/BinData/EMB0000b97670a2.jpg"/>
                     <pic:cNvPicPr/>
                   </pic:nvPicPr>
                   <pic:blipFill>
@@ -13615,7 +13615,7 @@
               <a:graphicData uri="http://schemas.openxmlformats.org/drawingml/2006/picture">
                 <pic:pic>
                   <pic:nvPicPr>
-                    <pic:cNvPr id="0" name="/var/folders/4y/w3djn6sd76dbgng84rrgq70r0000gn/T//Hnc/BinData/EMB0000daeb2463.jpg"/>
+                    <pic:cNvPr id="0" name="/var/folders/4y/w3djn6sd76dbgng84rrgq70r0000gn/T//Hnc/BinData/EMB0000b97670a3.jpg"/>
                     <pic:cNvPicPr/>
                   </pic:nvPicPr>
                   <pic:blipFill>
@@ -13706,7 +13706,7 @@
               <a:graphicData uri="http://schemas.openxmlformats.org/drawingml/2006/picture">
                 <pic:pic>
                   <pic:nvPicPr>
-                    <pic:cNvPr id="0" name="/var/folders/4y/w3djn6sd76dbgng84rrgq70r0000gn/T//Hnc/BinData/EMB0000daeb2464.jpg"/>
+                    <pic:cNvPr id="0" name="/var/folders/4y/w3djn6sd76dbgng84rrgq70r0000gn/T//Hnc/BinData/EMB0000b97670a4.jpg"/>
                     <pic:cNvPicPr/>
                   </pic:nvPicPr>
                   <pic:blipFill>
@@ -13852,7 +13852,7 @@
               <a:graphicData uri="http://schemas.openxmlformats.org/drawingml/2006/picture">
                 <pic:pic>
                   <pic:nvPicPr>
-                    <pic:cNvPr id="0" name="/var/folders/4y/w3djn6sd76dbgng84rrgq70r0000gn/T//Hnc/BinData/EMB0000daeb2465.jpg"/>
+                    <pic:cNvPr id="0" name="/var/folders/4y/w3djn6sd76dbgng84rrgq70r0000gn/T//Hnc/BinData/EMB0000b97670a5.jpg"/>
                     <pic:cNvPicPr/>
                   </pic:nvPicPr>
                   <pic:blipFill>
@@ -13925,7 +13925,7 @@
               <a:graphicData uri="http://schemas.openxmlformats.org/drawingml/2006/picture">
                 <pic:pic>
                   <pic:nvPicPr>
-                    <pic:cNvPr id="0" name="/var/folders/4y/w3djn6sd76dbgng84rrgq70r0000gn/T//Hnc/BinData/EMB0000daeb2466.jpg"/>
+                    <pic:cNvPr id="0" name="/var/folders/4y/w3djn6sd76dbgng84rrgq70r0000gn/T//Hnc/BinData/EMB0000b97670a6.jpg"/>
                     <pic:cNvPicPr/>
                   </pic:nvPicPr>
                   <pic:blipFill>
@@ -13987,7 +13987,7 @@
               <a:graphicData uri="http://schemas.openxmlformats.org/drawingml/2006/picture">
                 <pic:pic>
                   <pic:nvPicPr>
-                    <pic:cNvPr id="0" name="/var/folders/4y/w3djn6sd76dbgng84rrgq70r0000gn/T//Hnc/BinData/EMB0000daeb2467.jpg"/>
+                    <pic:cNvPr id="0" name="/var/folders/4y/w3djn6sd76dbgng84rrgq70r0000gn/T//Hnc/BinData/EMB0000b97670a7.jpg"/>
                     <pic:cNvPicPr/>
                   </pic:nvPicPr>
                   <pic:blipFill>
@@ -14115,7 +14115,7 @@
               <a:graphicData uri="http://schemas.openxmlformats.org/drawingml/2006/picture">
                 <pic:pic>
                   <pic:nvPicPr>
-                    <pic:cNvPr id="0" name="/var/folders/4y/w3djn6sd76dbgng84rrgq70r0000gn/T//Hnc/BinData/EMB0000daeb2468.jpg"/>
+                    <pic:cNvPr id="0" name="/var/folders/4y/w3djn6sd76dbgng84rrgq70r0000gn/T//Hnc/BinData/EMB0000b97670a8.jpg"/>
                     <pic:cNvPicPr/>
                   </pic:nvPicPr>
                   <pic:blipFill>
@@ -14188,7 +14188,7 @@
               <a:graphicData uri="http://schemas.openxmlformats.org/drawingml/2006/picture">
                 <pic:pic>
                   <pic:nvPicPr>
-                    <pic:cNvPr id="0" name="/var/folders/4y/w3djn6sd76dbgng84rrgq70r0000gn/T//Hnc/BinData/EMB0000daeb2469.jpg"/>
+                    <pic:cNvPr id="0" name="/var/folders/4y/w3djn6sd76dbgng84rrgq70r0000gn/T//Hnc/BinData/EMB0000b97670a9.jpg"/>
                     <pic:cNvPicPr/>
                   </pic:nvPicPr>
                   <pic:blipFill>
@@ -14261,7 +14261,7 @@
               <a:graphicData uri="http://schemas.openxmlformats.org/drawingml/2006/picture">
                 <pic:pic>
                   <pic:nvPicPr>
-                    <pic:cNvPr id="0" name="/var/folders/4y/w3djn6sd76dbgng84rrgq70r0000gn/T//Hnc/BinData/EMB0000daeb246a.jpg"/>
+                    <pic:cNvPr id="0" name="/var/folders/4y/w3djn6sd76dbgng84rrgq70r0000gn/T//Hnc/BinData/EMB0000b97670aa.jpg"/>
                     <pic:cNvPicPr/>
                   </pic:nvPicPr>
                   <pic:blipFill>
@@ -15055,7 +15055,7 @@
               <a:graphicData uri="http://schemas.openxmlformats.org/drawingml/2006/picture">
                 <pic:pic>
                   <pic:nvPicPr>
-                    <pic:cNvPr id="0" name="/var/folders/4y/w3djn6sd76dbgng84rrgq70r0000gn/T//Hnc/BinData/EMB0000daeb2489.png"/>
+                    <pic:cNvPr id="0" name="/var/folders/4y/w3djn6sd76dbgng84rrgq70r0000gn/T//Hnc/BinData/EMB0000b97670ab.png"/>
                     <pic:cNvPicPr/>
                   </pic:nvPicPr>
                   <pic:blipFill>
